--- a/write_up/drafts/8_data_availability/data_availability_DRAFT_1.docx
+++ b/write_up/drafts/8_data_availability/data_availability_DRAFT_1.docx
@@ -57,6 +57,28 @@
         <w:t>[might want to take the subset from a publicly available miRNA dataset so don’t have to worry about getting GH/WB’s permission]</w:t>
       </w:r>
     </w:p>
+    <w:p>
+      <w:r>
+        <w:t>[take data from mind instead]</w:t>
+      </w:r>
+    </w:p>
+    <w:p>
+      <w:r>
+        <w:t xml:space="preserve">[Project progression and all drafts are documented in </w:t>
+      </w:r>
+      <w:hyperlink r:id="rId5" w:history="1">
+        <w:r>
+          <w:rPr>
+            <w:rStyle w:val="Hyperlink"/>
+          </w:rPr>
+          <w:t>https://github.com/CJ770411/L4137_HBEC_EV_Transcriptomics-Project</w:t>
+        </w:r>
+      </w:hyperlink>
+      <w:r>
+        <w:t>]</w:t>
+      </w:r>
+    </w:p>
+    <w:p/>
     <w:sectPr>
       <w:pgSz w:w="11906" w:h="16838"/>
       <w:pgMar w:top="1440" w:right="1440" w:bottom="1440" w:left="1440" w:header="708" w:footer="708" w:gutter="0"/>

--- a/write_up/drafts/8_data_availability/data_availability_DRAFT_1.docx
+++ b/write_up/drafts/8_data_availability/data_availability_DRAFT_1.docx
@@ -22,44 +22,42 @@
         <w:t xml:space="preserve">Data generated for this analysis is available at the discretion of the corresponding authors: Browne et al., 2026 for Calu-3 HBEC data; Hopkins et al., 2026 for primary HBEC data. </w:t>
       </w:r>
       <w:r>
-        <w:t xml:space="preserve">Test data uploaded to the </w:t>
+        <w:t xml:space="preserve">Test data </w:t>
+      </w:r>
+      <w:r>
+        <w:t xml:space="preserve">has been </w:t>
+      </w:r>
+      <w:r>
+        <w:t xml:space="preserve">uploaded to the </w:t>
       </w:r>
       <w:r>
         <w:t>GitHub</w:t>
       </w:r>
       <w:r>
-        <w:t xml:space="preserve"> corresponding to this study consists of a small, random subset </w:t>
+        <w:t xml:space="preserve"> corresponding to this study </w:t>
       </w:r>
       <w:r>
-        <w:t xml:space="preserve">of </w:t>
+        <w:t>to demonstrate the workflow is functional. Test data consists of a FASTQ subset containing 1000 pseudo-random reads obtained from [</w:t>
+      </w:r>
+      <w:proofErr w:type="spellStart"/>
+      <w:r>
+        <w:t>tami</w:t>
+      </w:r>
+      <w:proofErr w:type="spellEnd"/>
+      <w:r>
+        <w:t xml:space="preserve"> mind reference], available at the Gene Expression Omnibus (study accession: </w:t>
       </w:r>
       <w:r>
-        <w:t xml:space="preserve">the </w:t>
+        <w:t>GSE189930</w:t>
       </w:r>
       <w:r>
-        <w:t>next-generation sequencing data</w:t>
+        <w:t xml:space="preserve">, sample accession: </w:t>
       </w:r>
       <w:r>
-        <w:t>,</w:t>
+        <w:t>SAMN23550840</w:t>
       </w:r>
       <w:r>
-        <w:t xml:space="preserve"> </w:t>
-      </w:r>
-      <w:r>
-        <w:t xml:space="preserve">derived from FASTQ </w:t>
-      </w:r>
-      <w:r>
-        <w:t xml:space="preserve">files. </w:t>
-      </w:r>
-    </w:p>
-    <w:p>
-      <w:r>
-        <w:t>[might want to take the subset from a publicly available miRNA dataset so don’t have to worry about getting GH/WB’s permission]</w:t>
-      </w:r>
-    </w:p>
-    <w:p>
-      <w:r>
-        <w:t>[take data from mind instead]</w:t>
+        <w:t>).</w:t>
       </w:r>
     </w:p>
     <w:p>
